--- a/开题/开题答辩稿_5min内.docx
+++ b/开题/开题答辩稿_5min内.docx
@@ -557,7 +557,34 @@
           <w:sz w:val="24"/>
           <w:szCs w:val="12"/>
         </w:rPr>
-        <w:t>梳理国内外文献后发现，现有研究存在三点不足：一是样本生成忽略风险决策边界，关键边界样本生成不足；二是模型大多仅单周期验证，缺少加息等极端环境下的跨周期检验；三是特征解释多为静态分析，没有结合宏观周期拆解风险变化规律，这也是本文的研究切入点。</w:t>
+        <w:t>梳理国内外文献后发现，现有研究存在三</w:t>
+      </w:r>
+      <w:r>
+        <w:rPr>
+          <w:rFonts w:hint="eastAsia" w:ascii="Times New Roman" w:hAnsi="Times New Roman" w:eastAsia="宋体" w:cs="Segoe UI Emoji"/>
+          <w:i w:val="0"/>
+          <w:iCs w:val="0"/>
+          <w:caps w:val="0"/>
+          <w:color w:val="000000"/>
+          <w:spacing w:val="0"/>
+          <w:sz w:val="24"/>
+          <w:szCs w:val="12"/>
+          <w:lang w:val="en-US" w:eastAsia="zh-CN"/>
+        </w:rPr>
+        <w:t>个可以改进的方向</w:t>
+      </w:r>
+      <w:r>
+        <w:rPr>
+          <w:rFonts w:hint="eastAsia" w:ascii="Times New Roman" w:hAnsi="Times New Roman" w:eastAsia="宋体" w:cs="Segoe UI Emoji"/>
+          <w:i w:val="0"/>
+          <w:iCs w:val="0"/>
+          <w:caps w:val="0"/>
+          <w:color w:val="000000"/>
+          <w:spacing w:val="0"/>
+          <w:sz w:val="24"/>
+          <w:szCs w:val="12"/>
+        </w:rPr>
+        <w:t>：一是样本生成忽略风险决策边界，关键边界样本生成不足；二是模型大多仅单周期验证，缺少加息等极端环境下的跨周期检验；三是特征解释多为静态分析，没有结合宏观周期拆解风险变化规律，这也是本文的研究切入点。</w:t>
       </w:r>
     </w:p>
     <w:p>
@@ -906,7 +933,7 @@
           <w:szCs w:val="12"/>
           <w:lang w:val="en-US" w:eastAsia="zh-CN"/>
         </w:rPr>
-        <w:t>本文创新点从数据、算法、实证三方面展开：依托复用删失样本做先验、引入边界感知优化生成、依托双测试集与分周期SHAP实现跨周期动态研究。</w:t>
+        <w:t>本文创新点从数据、算法、实证三方面展开：依托删失样本做先验、引入边界感知优化据生成、依托双测试集与分周期SHAP框架解释实现跨周期动态研究。</w:t>
       </w:r>
     </w:p>
     <w:p>
@@ -954,7 +981,7 @@
           <w:szCs w:val="12"/>
           <w:lang w:val="en-US" w:eastAsia="zh-CN" w:bidi="ar-SA"/>
         </w:rPr>
-        <w:t>研究难点集中在删失样本先验嵌入、边界损失参数调优、剥离宏观扰动挖掘周期差异化风险规律三方面。</w:t>
+        <w:t>研究难点则主要集中在删失样本先验嵌入、边界损失参数调优、剥离宏观扰动挖掘周期差异化风险规律三方面。</w:t>
       </w:r>
     </w:p>
     <w:p>
@@ -1116,8 +1143,6 @@
         </w:rPr>
         <w:t>）</w:t>
       </w:r>
-      <w:bookmarkStart w:id="0" w:name="_GoBack"/>
-      <w:bookmarkEnd w:id="0"/>
     </w:p>
     <w:p>
       <w:pPr>
@@ -2115,27 +2140,11 @@
           <w:szCs w:val="28"/>
           <w:lang w:val="en-US" w:eastAsia="zh-CN" w:bidi="ar-SA"/>
         </w:rPr>
-        <w:t>第二阶段通过知识蒸馏实现决策边界可微迁移，解决边界约束难以嵌入GAN的难题。</w:t>
-      </w:r>
-    </w:p>
-    <w:p>
-      <w:pPr>
-        <w:keepNext w:val="0"/>
-        <w:keepLines w:val="0"/>
-        <w:pageBreakBefore w:val="0"/>
-        <w:widowControl w:val="0"/>
-        <w:kinsoku/>
-        <w:wordWrap/>
-        <w:overflowPunct/>
-        <w:topLinePunct w:val="0"/>
-        <w:autoSpaceDE/>
-        <w:autoSpaceDN/>
-        <w:bidi w:val="0"/>
-        <w:adjustRightInd/>
-        <w:snapToGrid/>
-        <w:spacing w:line="300" w:lineRule="auto"/>
-        <w:ind w:firstLine="480" w:firstLineChars="200"/>
-        <w:textAlignment w:val="auto"/>
+        <w:t>第二阶段通过知识蒸馏实现决策边界可微迁移，解决边界约束难以嵌入GAN模型</w:t>
+      </w:r>
+      <w:bookmarkStart w:id="0" w:name="_GoBack"/>
+      <w:bookmarkEnd w:id="0"/>
+      <w:r>
         <w:rPr>
           <w:rFonts w:hint="eastAsia" w:ascii="Times New Roman" w:hAnsi="Times New Roman" w:eastAsia="宋体" w:cs="Times New Roman"/>
           <w:kern w:val="0"/>
@@ -2143,8 +2152,27 @@
           <w:szCs w:val="28"/>
           <w:lang w:val="en-US" w:eastAsia="zh-CN" w:bidi="ar-SA"/>
         </w:rPr>
-      </w:pPr>
-      <w:r>
+        <w:t>的难题。</w:t>
+      </w:r>
+    </w:p>
+    <w:p>
+      <w:pPr>
+        <w:keepNext w:val="0"/>
+        <w:keepLines w:val="0"/>
+        <w:pageBreakBefore w:val="0"/>
+        <w:widowControl w:val="0"/>
+        <w:kinsoku/>
+        <w:wordWrap/>
+        <w:overflowPunct/>
+        <w:topLinePunct w:val="0"/>
+        <w:autoSpaceDE/>
+        <w:autoSpaceDN/>
+        <w:bidi w:val="0"/>
+        <w:adjustRightInd/>
+        <w:snapToGrid/>
+        <w:spacing w:line="300" w:lineRule="auto"/>
+        <w:ind w:firstLine="480" w:firstLineChars="200"/>
+        <w:textAlignment w:val="auto"/>
         <w:rPr>
           <w:rFonts w:hint="eastAsia" w:ascii="Times New Roman" w:hAnsi="Times New Roman" w:eastAsia="宋体" w:cs="Times New Roman"/>
           <w:kern w:val="0"/>
@@ -2152,6 +2180,15 @@
           <w:szCs w:val="28"/>
           <w:lang w:val="en-US" w:eastAsia="zh-CN" w:bidi="ar-SA"/>
         </w:rPr>
+      </w:pPr>
+      <w:r>
+        <w:rPr>
+          <w:rFonts w:hint="eastAsia" w:ascii="Times New Roman" w:hAnsi="Times New Roman" w:eastAsia="宋体" w:cs="Times New Roman"/>
+          <w:kern w:val="0"/>
+          <w:sz w:val="24"/>
+          <w:szCs w:val="28"/>
+          <w:lang w:val="en-US" w:eastAsia="zh-CN" w:bidi="ar-SA"/>
+        </w:rPr>
         <w:t>第三阶段证实模型多项损失平稳收敛，训练稳定性良好。</w:t>
       </w:r>
     </w:p>
@@ -2258,7 +2295,7 @@
           <w:szCs w:val="28"/>
           <w:lang w:val="en-US" w:eastAsia="zh-CN" w:bidi="ar-SA"/>
         </w:rPr>
-        <w:t>第四阶段是评估样本生成质量与模型性能，得到结果显示生成样本的边界富集度达59.2%、BS分数降至0.0623，证明该算法的生成性能优势显著。</w:t>
+        <w:t>第四阶段是评估样本生成质量与模型性能，得到结果显示生成样本的边界富集度达59.2%、BS分数从0.2017至0.0623，证明该算法的生成性能优势显著。</w:t>
       </w:r>
     </w:p>
     <w:p>
